--- a/REGISTRO DE RIESGOS.docx
+++ b/REGISTRO DE RIESGOS.docx
@@ -8,12 +8,16 @@
         <w:rPr>
           <w:b/>
           <w:bCs/>
+          <w:sz w:val="32"/>
+          <w:szCs w:val="32"/>
         </w:rPr>
       </w:pPr>
       <w:r>
         <w:rPr>
           <w:b/>
           <w:bCs/>
+          <w:sz w:val="32"/>
+          <w:szCs w:val="32"/>
         </w:rPr>
         <w:t>REGISTRO DE RIESGOS (Inicial)</w:t>
       </w:r>
@@ -26,11 +30,11 @@
         <w:tblLook w:val="04A0" w:firstRow="1" w:lastRow="0" w:firstColumn="1" w:lastColumn="0" w:noHBand="0" w:noVBand="1"/>
       </w:tblPr>
       <w:tblGrid>
-        <w:gridCol w:w="1452"/>
-        <w:gridCol w:w="1906"/>
-        <w:gridCol w:w="1679"/>
-        <w:gridCol w:w="1569"/>
-        <w:gridCol w:w="1888"/>
+        <w:gridCol w:w="1629"/>
+        <w:gridCol w:w="1767"/>
+        <w:gridCol w:w="1686"/>
+        <w:gridCol w:w="1657"/>
+        <w:gridCol w:w="1755"/>
       </w:tblGrid>
       <w:tr>
         <w:tc>
@@ -41,12 +45,14 @@
             <w:pPr>
               <w:jc w:val="center"/>
               <w:rPr>
+                <w:rFonts w:ascii="Calibri" w:hAnsi="Calibri" w:cs="Calibri"/>
                 <w:b/>
                 <w:bCs/>
               </w:rPr>
             </w:pPr>
             <w:r>
               <w:rPr>
+                <w:rFonts w:ascii="Calibri" w:hAnsi="Calibri" w:cs="Calibri"/>
                 <w:b/>
                 <w:bCs/>
               </w:rPr>
@@ -62,12 +68,14 @@
             <w:pPr>
               <w:jc w:val="center"/>
               <w:rPr>
+                <w:rFonts w:ascii="Calibri" w:hAnsi="Calibri" w:cs="Calibri"/>
                 <w:b/>
                 <w:bCs/>
               </w:rPr>
             </w:pPr>
             <w:r>
               <w:rPr>
+                <w:rFonts w:ascii="Calibri" w:hAnsi="Calibri" w:cs="Calibri"/>
                 <w:b/>
                 <w:bCs/>
               </w:rPr>
@@ -83,12 +91,14 @@
             <w:pPr>
               <w:jc w:val="center"/>
               <w:rPr>
+                <w:rFonts w:ascii="Calibri" w:hAnsi="Calibri" w:cs="Calibri"/>
                 <w:b/>
                 <w:bCs/>
               </w:rPr>
             </w:pPr>
             <w:r>
               <w:rPr>
+                <w:rFonts w:ascii="Calibri" w:hAnsi="Calibri" w:cs="Calibri"/>
                 <w:b/>
                 <w:bCs/>
               </w:rPr>
@@ -104,12 +114,14 @@
             <w:pPr>
               <w:jc w:val="center"/>
               <w:rPr>
+                <w:rFonts w:ascii="Calibri" w:hAnsi="Calibri" w:cs="Calibri"/>
                 <w:b/>
                 <w:bCs/>
               </w:rPr>
             </w:pPr>
             <w:r>
               <w:rPr>
+                <w:rFonts w:ascii="Calibri" w:hAnsi="Calibri" w:cs="Calibri"/>
                 <w:b/>
                 <w:bCs/>
               </w:rPr>
@@ -124,12 +136,14 @@
           <w:p>
             <w:pPr>
               <w:rPr>
+                <w:rFonts w:ascii="Calibri" w:hAnsi="Calibri" w:cs="Calibri"/>
                 <w:b/>
                 <w:bCs/>
               </w:rPr>
             </w:pPr>
             <w:r>
               <w:rPr>
+                <w:rFonts w:ascii="Calibri" w:hAnsi="Calibri" w:cs="Calibri"/>
                 <w:b/>
                 <w:bCs/>
               </w:rPr>
@@ -146,8 +160,14 @@
           <w:p>
             <w:pPr>
               <w:jc w:val="center"/>
-            </w:pPr>
-            <w:r>
+              <w:rPr>
+                <w:rFonts w:ascii="Calibri" w:hAnsi="Calibri" w:cs="Calibri"/>
+              </w:rPr>
+            </w:pPr>
+            <w:r>
+              <w:rPr>
+                <w:rFonts w:ascii="Calibri" w:hAnsi="Calibri" w:cs="Calibri"/>
+              </w:rPr>
               <w:t>R01</w:t>
             </w:r>
           </w:p>
@@ -159,8 +179,14 @@
           <w:p>
             <w:pPr>
               <w:jc w:val="center"/>
-            </w:pPr>
-            <w:r>
+              <w:rPr>
+                <w:rFonts w:ascii="Calibri" w:hAnsi="Calibri" w:cs="Calibri"/>
+              </w:rPr>
+            </w:pPr>
+            <w:r>
+              <w:rPr>
+                <w:rFonts w:ascii="Calibri" w:hAnsi="Calibri" w:cs="Calibri"/>
+              </w:rPr>
               <w:t>Renuncia de desarrolladores clave</w:t>
             </w:r>
           </w:p>
@@ -172,8 +198,14 @@
           <w:p>
             <w:pPr>
               <w:jc w:val="center"/>
-            </w:pPr>
-            <w:r>
+              <w:rPr>
+                <w:rFonts w:ascii="Calibri" w:hAnsi="Calibri" w:cs="Calibri"/>
+              </w:rPr>
+            </w:pPr>
+            <w:r>
+              <w:rPr>
+                <w:rFonts w:ascii="Calibri" w:hAnsi="Calibri" w:cs="Calibri"/>
+              </w:rPr>
               <w:t>Media</w:t>
             </w:r>
           </w:p>
@@ -185,8 +217,14 @@
           <w:p>
             <w:pPr>
               <w:jc w:val="center"/>
-            </w:pPr>
-            <w:r>
+              <w:rPr>
+                <w:rFonts w:ascii="Calibri" w:hAnsi="Calibri" w:cs="Calibri"/>
+              </w:rPr>
+            </w:pPr>
+            <w:r>
+              <w:rPr>
+                <w:rFonts w:ascii="Calibri" w:hAnsi="Calibri" w:cs="Calibri"/>
+              </w:rPr>
               <w:t>Alto</w:t>
             </w:r>
           </w:p>
@@ -198,24 +236,42 @@
           <w:p>
             <w:pPr>
               <w:jc w:val="both"/>
-            </w:pPr>
-            <w:r>
+              <w:rPr>
+                <w:rFonts w:ascii="Calibri" w:hAnsi="Calibri" w:cs="Calibri"/>
+              </w:rPr>
+            </w:pPr>
+            <w:r>
+              <w:rPr>
+                <w:rFonts w:ascii="Calibri" w:hAnsi="Calibri" w:cs="Calibri"/>
+              </w:rPr>
               <w:t xml:space="preserve">Documentación de código, </w:t>
             </w:r>
             <w:proofErr w:type="spellStart"/>
             <w:r>
+              <w:rPr>
+                <w:rFonts w:ascii="Calibri" w:hAnsi="Calibri" w:cs="Calibri"/>
+              </w:rPr>
               <w:t>pair</w:t>
             </w:r>
             <w:proofErr w:type="spellEnd"/>
             <w:r>
+              <w:rPr>
+                <w:rFonts w:ascii="Calibri" w:hAnsi="Calibri" w:cs="Calibri"/>
+              </w:rPr>
               <w:t xml:space="preserve"> </w:t>
             </w:r>
             <w:proofErr w:type="spellStart"/>
             <w:r>
+              <w:rPr>
+                <w:rFonts w:ascii="Calibri" w:hAnsi="Calibri" w:cs="Calibri"/>
+              </w:rPr>
               <w:t>programming</w:t>
             </w:r>
             <w:proofErr w:type="spellEnd"/>
             <w:r>
+              <w:rPr>
+                <w:rFonts w:ascii="Calibri" w:hAnsi="Calibri" w:cs="Calibri"/>
+              </w:rPr>
               <w:t>, bono de retención</w:t>
             </w:r>
           </w:p>
@@ -229,8 +285,14 @@
           <w:p>
             <w:pPr>
               <w:jc w:val="center"/>
-            </w:pPr>
-            <w:r>
+              <w:rPr>
+                <w:rFonts w:ascii="Calibri" w:hAnsi="Calibri" w:cs="Calibri"/>
+              </w:rPr>
+            </w:pPr>
+            <w:r>
+              <w:rPr>
+                <w:rFonts w:ascii="Calibri" w:hAnsi="Calibri" w:cs="Calibri"/>
+              </w:rPr>
               <w:t>R02</w:t>
             </w:r>
           </w:p>
@@ -242,8 +304,14 @@
           <w:p>
             <w:pPr>
               <w:jc w:val="center"/>
-            </w:pPr>
-            <w:r>
+              <w:rPr>
+                <w:rFonts w:ascii="Calibri" w:hAnsi="Calibri" w:cs="Calibri"/>
+              </w:rPr>
+            </w:pPr>
+            <w:r>
+              <w:rPr>
+                <w:rFonts w:ascii="Calibri" w:hAnsi="Calibri" w:cs="Calibri"/>
+              </w:rPr>
               <w:t>Cambios en normativa de licencias sanitarias</w:t>
             </w:r>
           </w:p>
@@ -255,8 +323,14 @@
           <w:p>
             <w:pPr>
               <w:jc w:val="center"/>
-            </w:pPr>
-            <w:r>
+              <w:rPr>
+                <w:rFonts w:ascii="Calibri" w:hAnsi="Calibri" w:cs="Calibri"/>
+              </w:rPr>
+            </w:pPr>
+            <w:r>
+              <w:rPr>
+                <w:rFonts w:ascii="Calibri" w:hAnsi="Calibri" w:cs="Calibri"/>
+              </w:rPr>
               <w:t>Alta</w:t>
             </w:r>
           </w:p>
@@ -268,8 +342,14 @@
           <w:p>
             <w:pPr>
               <w:jc w:val="center"/>
-            </w:pPr>
-            <w:r>
+              <w:rPr>
+                <w:rFonts w:ascii="Calibri" w:hAnsi="Calibri" w:cs="Calibri"/>
+              </w:rPr>
+            </w:pPr>
+            <w:r>
+              <w:rPr>
+                <w:rFonts w:ascii="Calibri" w:hAnsi="Calibri" w:cs="Calibri"/>
+              </w:rPr>
               <w:t>Alto</w:t>
             </w:r>
           </w:p>
@@ -281,8 +361,14 @@
           <w:p>
             <w:pPr>
               <w:jc w:val="both"/>
-            </w:pPr>
-            <w:r>
+              <w:rPr>
+                <w:rFonts w:ascii="Calibri" w:hAnsi="Calibri" w:cs="Calibri"/>
+              </w:rPr>
+            </w:pPr>
+            <w:r>
+              <w:rPr>
+                <w:rFonts w:ascii="Calibri" w:hAnsi="Calibri" w:cs="Calibri"/>
+              </w:rPr>
               <w:t>Módulo parametrizable, reuniones quincenales con asesor legal</w:t>
             </w:r>
           </w:p>
@@ -296,8 +382,14 @@
           <w:p>
             <w:pPr>
               <w:jc w:val="center"/>
-            </w:pPr>
-            <w:r>
+              <w:rPr>
+                <w:rFonts w:ascii="Calibri" w:hAnsi="Calibri" w:cs="Calibri"/>
+              </w:rPr>
+            </w:pPr>
+            <w:r>
+              <w:rPr>
+                <w:rFonts w:ascii="Calibri" w:hAnsi="Calibri" w:cs="Calibri"/>
+              </w:rPr>
               <w:t>R03</w:t>
             </w:r>
           </w:p>
@@ -309,8 +401,14 @@
           <w:p>
             <w:pPr>
               <w:jc w:val="center"/>
-            </w:pPr>
-            <w:r>
+              <w:rPr>
+                <w:rFonts w:ascii="Calibri" w:hAnsi="Calibri" w:cs="Calibri"/>
+              </w:rPr>
+            </w:pPr>
+            <w:r>
+              <w:rPr>
+                <w:rFonts w:ascii="Calibri" w:hAnsi="Calibri" w:cs="Calibri"/>
+              </w:rPr>
               <w:t>Solicitudes de cambio de alcance (ej. geolocalización)</w:t>
             </w:r>
           </w:p>
@@ -322,8 +420,14 @@
           <w:p>
             <w:pPr>
               <w:jc w:val="center"/>
-            </w:pPr>
-            <w:r>
+              <w:rPr>
+                <w:rFonts w:ascii="Calibri" w:hAnsi="Calibri" w:cs="Calibri"/>
+              </w:rPr>
+            </w:pPr>
+            <w:r>
+              <w:rPr>
+                <w:rFonts w:ascii="Calibri" w:hAnsi="Calibri" w:cs="Calibri"/>
+              </w:rPr>
               <w:t>Media</w:t>
             </w:r>
           </w:p>
@@ -335,8 +439,14 @@
           <w:p>
             <w:pPr>
               <w:jc w:val="center"/>
-            </w:pPr>
-            <w:r>
+              <w:rPr>
+                <w:rFonts w:ascii="Calibri" w:hAnsi="Calibri" w:cs="Calibri"/>
+              </w:rPr>
+            </w:pPr>
+            <w:r>
+              <w:rPr>
+                <w:rFonts w:ascii="Calibri" w:hAnsi="Calibri" w:cs="Calibri"/>
+              </w:rPr>
               <w:t>Medio</w:t>
             </w:r>
           </w:p>
@@ -348,8 +458,14 @@
           <w:p>
             <w:pPr>
               <w:jc w:val="both"/>
-            </w:pPr>
-            <w:r>
+              <w:rPr>
+                <w:rFonts w:ascii="Calibri" w:hAnsi="Calibri" w:cs="Calibri"/>
+              </w:rPr>
+            </w:pPr>
+            <w:r>
+              <w:rPr>
+                <w:rFonts w:ascii="Calibri" w:hAnsi="Calibri" w:cs="Calibri"/>
+              </w:rPr>
               <w:t>Proceso formal de gestión de cambios, priorización en backlog</w:t>
             </w:r>
           </w:p>
@@ -363,8 +479,14 @@
           <w:p>
             <w:pPr>
               <w:jc w:val="center"/>
-            </w:pPr>
-            <w:r>
+              <w:rPr>
+                <w:rFonts w:ascii="Calibri" w:hAnsi="Calibri" w:cs="Calibri"/>
+              </w:rPr>
+            </w:pPr>
+            <w:r>
+              <w:rPr>
+                <w:rFonts w:ascii="Calibri" w:hAnsi="Calibri" w:cs="Calibri"/>
+              </w:rPr>
               <w:t>R04</w:t>
             </w:r>
           </w:p>
@@ -376,8 +498,14 @@
           <w:p>
             <w:pPr>
               <w:jc w:val="center"/>
-            </w:pPr>
-            <w:r>
+              <w:rPr>
+                <w:rFonts w:ascii="Calibri" w:hAnsi="Calibri" w:cs="Calibri"/>
+              </w:rPr>
+            </w:pPr>
+            <w:r>
+              <w:rPr>
+                <w:rFonts w:ascii="Calibri" w:hAnsi="Calibri" w:cs="Calibri"/>
+              </w:rPr>
               <w:t>Retraso en aprobaciones de la Alcaldía</w:t>
             </w:r>
           </w:p>
@@ -389,8 +517,14 @@
           <w:p>
             <w:pPr>
               <w:jc w:val="center"/>
-            </w:pPr>
-            <w:r>
+              <w:rPr>
+                <w:rFonts w:ascii="Calibri" w:hAnsi="Calibri" w:cs="Calibri"/>
+              </w:rPr>
+            </w:pPr>
+            <w:r>
+              <w:rPr>
+                <w:rFonts w:ascii="Calibri" w:hAnsi="Calibri" w:cs="Calibri"/>
+              </w:rPr>
               <w:t>Baja</w:t>
             </w:r>
           </w:p>
@@ -402,8 +536,14 @@
           <w:p>
             <w:pPr>
               <w:jc w:val="center"/>
-            </w:pPr>
-            <w:r>
+              <w:rPr>
+                <w:rFonts w:ascii="Calibri" w:hAnsi="Calibri" w:cs="Calibri"/>
+              </w:rPr>
+            </w:pPr>
+            <w:r>
+              <w:rPr>
+                <w:rFonts w:ascii="Calibri" w:hAnsi="Calibri" w:cs="Calibri"/>
+              </w:rPr>
               <w:t>Medio</w:t>
             </w:r>
           </w:p>
@@ -415,8 +555,14 @@
           <w:p>
             <w:pPr>
               <w:jc w:val="both"/>
-            </w:pPr>
-            <w:r>
+              <w:rPr>
+                <w:rFonts w:ascii="Calibri" w:hAnsi="Calibri" w:cs="Calibri"/>
+              </w:rPr>
+            </w:pPr>
+            <w:r>
+              <w:rPr>
+                <w:rFonts w:ascii="Calibri" w:hAnsi="Calibri" w:cs="Calibri"/>
+              </w:rPr>
               <w:t>Envío anticipado de documentos, seguimiento semanal</w:t>
             </w:r>
           </w:p>
@@ -430,8 +576,14 @@
           <w:p>
             <w:pPr>
               <w:jc w:val="center"/>
-            </w:pPr>
-            <w:r>
+              <w:rPr>
+                <w:rFonts w:ascii="Calibri" w:hAnsi="Calibri" w:cs="Calibri"/>
+              </w:rPr>
+            </w:pPr>
+            <w:r>
+              <w:rPr>
+                <w:rFonts w:ascii="Calibri" w:hAnsi="Calibri" w:cs="Calibri"/>
+              </w:rPr>
               <w:t>R05</w:t>
             </w:r>
           </w:p>
@@ -443,8 +595,14 @@
           <w:p>
             <w:pPr>
               <w:jc w:val="center"/>
-            </w:pPr>
-            <w:r>
+              <w:rPr>
+                <w:rFonts w:ascii="Calibri" w:hAnsi="Calibri" w:cs="Calibri"/>
+              </w:rPr>
+            </w:pPr>
+            <w:r>
+              <w:rPr>
+                <w:rFonts w:ascii="Calibri" w:hAnsi="Calibri" w:cs="Calibri"/>
+              </w:rPr>
               <w:t>Fallo en servidor o conectividad</w:t>
             </w:r>
           </w:p>
@@ -456,8 +614,14 @@
           <w:p>
             <w:pPr>
               <w:jc w:val="center"/>
-            </w:pPr>
-            <w:r>
+              <w:rPr>
+                <w:rFonts w:ascii="Calibri" w:hAnsi="Calibri" w:cs="Calibri"/>
+              </w:rPr>
+            </w:pPr>
+            <w:r>
+              <w:rPr>
+                <w:rFonts w:ascii="Calibri" w:hAnsi="Calibri" w:cs="Calibri"/>
+              </w:rPr>
               <w:t>Baja</w:t>
             </w:r>
           </w:p>
@@ -469,8 +633,14 @@
           <w:p>
             <w:pPr>
               <w:jc w:val="center"/>
-            </w:pPr>
-            <w:r>
+              <w:rPr>
+                <w:rFonts w:ascii="Calibri" w:hAnsi="Calibri" w:cs="Calibri"/>
+              </w:rPr>
+            </w:pPr>
+            <w:r>
+              <w:rPr>
+                <w:rFonts w:ascii="Calibri" w:hAnsi="Calibri" w:cs="Calibri"/>
+              </w:rPr>
               <w:t>Alto</w:t>
             </w:r>
           </w:p>
@@ -482,13 +652,22 @@
           <w:p>
             <w:pPr>
               <w:jc w:val="both"/>
+              <w:rPr>
+                <w:rFonts w:ascii="Calibri" w:hAnsi="Calibri" w:cs="Calibri"/>
+              </w:rPr>
             </w:pPr>
             <w:proofErr w:type="spellStart"/>
             <w:r>
+              <w:rPr>
+                <w:rFonts w:ascii="Calibri" w:hAnsi="Calibri" w:cs="Calibri"/>
+              </w:rPr>
               <w:t>Backups</w:t>
             </w:r>
             <w:proofErr w:type="spellEnd"/>
             <w:r>
+              <w:rPr>
+                <w:rFonts w:ascii="Calibri" w:hAnsi="Calibri" w:cs="Calibri"/>
+              </w:rPr>
               <w:t xml:space="preserve"> diarios, plan de contingencia de infraestructura</w:t>
             </w:r>
           </w:p>
@@ -1108,6 +1287,7 @@
   <w:style w:type="character" w:default="1" w:styleId="Fuentedeprrafopredeter">
     <w:name w:val="Default Paragraph Font"/>
     <w:uiPriority w:val="1"/>
+    <w:semiHidden/>
     <w:unhideWhenUsed/>
   </w:style>
   <w:style w:type="table" w:default="1" w:styleId="Tablanormal">
